--- a/docs/pdf/YenkoExpress_Simplified_SRS.docx
+++ b/docs/pdf/YenkoExpress_Simplified_SRS.docx
@@ -659,7 +659,7 @@
         <w:tab/>
       </w:r>
       <w:r>
-        <w:t>6</w:t>
+        <w:t>5</w:t>
       </w:r>
     </w:p>
     <w:p>
@@ -727,7 +727,7 @@
         <w:tab/>
       </w:r>
       <w:r>
-        <w:t>7</w:t>
+        <w:t>6</w:t>
       </w:r>
     </w:p>
     <w:p>
@@ -829,7 +829,7 @@
         <w:tab/>
       </w:r>
       <w:r>
-        <w:t>8</w:t>
+        <w:t>7</w:t>
       </w:r>
     </w:p>
     <w:p>
@@ -1016,7 +1016,7 @@
         <w:tab/>
       </w:r>
       <w:r>
-        <w:t>10</w:t>
+        <w:t>9</w:t>
       </w:r>
     </w:p>
     <w:p>
@@ -1771,18 +1771,6 @@
         <w:pStyle w:val="Compact"/>
       </w:pPr>
       <w:r>
-        <w:t xml:space="preserve">Deals/promotions where available.</w:t>
-      </w:r>
-    </w:p>
-    <w:p>
-      <w:pPr>
-        <w:numPr>
-          <w:ilvl w:val="0"/>
-          <w:numId w:val="1004"/>
-        </w:numPr>
-        <w:pStyle w:val="Compact"/>
-      </w:pPr>
-      <w:r>
         <w:t xml:space="preserve">Shopping cart.</w:t>
       </w:r>
     </w:p>
@@ -1921,18 +1909,6 @@
         <w:pStyle w:val="Compact"/>
       </w:pPr>
       <w:r>
-        <w:t xml:space="preserve">Current deals where applicable.</w:t>
-      </w:r>
-    </w:p>
-    <w:p>
-      <w:pPr>
-        <w:numPr>
-          <w:ilvl w:val="0"/>
-          <w:numId w:val="1005"/>
-        </w:numPr>
-        <w:pStyle w:val="Compact"/>
-      </w:pPr>
-      <w:r>
         <w:t xml:space="preserve">Product link/source.</w:t>
       </w:r>
     </w:p>
@@ -2907,18 +2883,6 @@
         <w:pStyle w:val="Compact"/>
       </w:pPr>
       <w:r>
-        <w:t xml:space="preserve">Manage deals/promotions.</w:t>
-      </w:r>
-    </w:p>
-    <w:p>
-      <w:pPr>
-        <w:numPr>
-          <w:ilvl w:val="0"/>
-          <w:numId w:val="1011"/>
-        </w:numPr>
-        <w:pStyle w:val="Compact"/>
-      </w:pPr>
-      <w:r>
         <w:t xml:space="preserve">Remove or hold products when required.</w:t>
       </w:r>
     </w:p>
@@ -3869,7 +3833,7 @@
         <w:pStyle w:val="Compact"/>
       </w:pPr>
       <w:r>
-        <w:t xml:space="preserve">A deal is live only while the current price is below the original/was price and the deal has not expired.</w:t>
+        <w:t xml:space="preserve">Customers see the shop's current price only. The platform makes no "was" price, percentage-off or savings claims.</w:t>
       </w:r>
     </w:p>
     <w:p>

--- a/docs/pdf/YenkoExpress_Simplified_SRS.docx
+++ b/docs/pdf/YenkoExpress_Simplified_SRS.docx
@@ -73,7 +73,7 @@
           <w:sz w:val="30"/>
           <w:szCs w:val="30"/>
         </w:rPr>
-        <w:t xml:space="preserve">YenkoExpress: a simple, business-friendly guide to the proposed online shopping and UK-to-Ghana delivery platform</w:t>
+        <w:t xml:space="preserve">A simple, business-friendly guide to the proposed online shopping and UK-to-Ghana delivery platform</w:t>
       </w:r>
     </w:p>
     <w:p>
@@ -1186,7 +1186,7 @@
         <w:tab/>
       </w:r>
       <w:r>
-        <w:t>12</w:t>
+        <w:t>11</w:t>
       </w:r>
     </w:p>
     <w:p>
@@ -1322,7 +1322,7 @@
         <w:tab/>
       </w:r>
       <w:r>
-        <w:t>14</w:t>
+        <w:t>13</w:t>
       </w:r>
     </w:p>
     <w:p>
@@ -2135,31 +2135,7 @@
         <w:pStyle w:val="Compact"/>
       </w:pPr>
       <w:r>
-        <w:t xml:space="preserve">Service charge.</w:t>
-      </w:r>
-    </w:p>
-    <w:p>
-      <w:pPr>
-        <w:numPr>
-          <w:ilvl w:val="0"/>
-          <w:numId w:val="1007"/>
-        </w:numPr>
-        <w:pStyle w:val="Compact"/>
-      </w:pPr>
-      <w:r>
-        <w:t xml:space="preserve">Shipping to Ghana.</w:t>
-      </w:r>
-    </w:p>
-    <w:p>
-      <w:pPr>
-        <w:numPr>
-          <w:ilvl w:val="0"/>
-          <w:numId w:val="1007"/>
-        </w:numPr>
-        <w:pStyle w:val="Compact"/>
-      </w:pPr>
-      <w:r>
-        <w:t xml:space="preserve">Ghana delivery fee.</w:t>
+        <w:t xml:space="preserve">Delivery, insurance and import duties (one line).</w:t>
       </w:r>
     </w:p>
     <w:p>
@@ -2201,7 +2177,7 @@
         <w:pStyle w:val="FirstParagraph"/>
       </w:pPr>
       <w:r>
-        <w:t xml:space="preserve">The customer's total is based on the product cost plus the applicable service, international shipping and Ghana delivery charges.</w:t>
+        <w:t xml:space="preserve">The customer's total is based on the product cost (with the service charge included), international shipping, cargo insurance, import duties and taxes, and Ghana delivery. The customer sees three lines: Items, Delivery, insurance and import duties, and Total.</w:t>
       </w:r>
     </w:p>
     <w:p>
@@ -2209,7 +2185,7 @@
         <w:pStyle w:val="BodyText"/>
       </w:pPr>
       <w:r>
-        <w:t xml:space="preserve">Import duties and taxes are excluded from the customer total unless the business specifically decides otherwise.</w:t>
+        <w:t xml:space="preserve">Import duties and taxes are worked out when the price is quoted, by kind of item, and are paid by the business at the port on the customer's behalf, so the customer has nothing more to pay on delivery.</w:t>
       </w:r>
     </w:p>
     <w:p>
@@ -2243,7 +2219,7 @@
         <w:pStyle w:val="BodyText"/>
       </w:pPr>
       <w:r>
-        <w:t xml:space="preserve">The effective rate is the configured exchange rate plus any configured exchange-rate markup.</w:t>
+        <w:t xml:space="preserve">The customer rate is the market exchange rate plus a margin set by the pricing configuration, which is larger when the rate has been moving.</w:t>
       </w:r>
     </w:p>
     <w:bookmarkEnd w:id="30"/>
@@ -2261,7 +2237,7 @@
         <w:pStyle w:val="FirstParagraph"/>
       </w:pPr>
       <w:r>
-        <w:t xml:space="preserve">The business can configure a service charge. The charge should be included in the amount the customer sees before payment.</w:t>
+        <w:t xml:space="preserve">The business can configure the service charge in bands, with a minimum and a cap. It is included in the item prices the customer sees before payment, and the shop says so.</w:t>
       </w:r>
     </w:p>
     <w:bookmarkEnd w:id="31"/>
@@ -2279,7 +2255,7 @@
         <w:pStyle w:val="FirstParagraph"/>
       </w:pPr>
       <w:r>
-        <w:t xml:space="preserve">The system should support shipping rate cards. Shipping charges can be based on the relevant shipping method and chargeable weight.</w:t>
+        <w:t xml:space="preserve">Shipping charges are based on the billable weight and the weight bands in the pricing configuration. Air freight is available now; economy sea freight can be switched on later.</w:t>
       </w:r>
     </w:p>
     <w:p>
@@ -2287,7 +2263,7 @@
         <w:pStyle w:val="BodyText"/>
       </w:pPr>
       <w:r>
-        <w:t xml:space="preserve">The business should be able to configure the available shipping methods and their rates.</w:t>
+        <w:t xml:space="preserve">The business should be able to configure the shipping bands and rates.</w:t>
       </w:r>
     </w:p>
     <w:bookmarkEnd w:id="32"/>
@@ -2305,7 +2281,7 @@
         <w:pStyle w:val="FirstParagraph"/>
       </w:pPr>
       <w:r>
-        <w:t xml:space="preserve">The system should support delivery areas in Ghana, with a delivery fee for each area.</w:t>
+        <w:t xml:space="preserve">The system should support delivery areas in Ghana, each with a delivery price from the pricing configuration.</w:t>
       </w:r>
     </w:p>
     <w:p>
@@ -3199,7 +3175,7 @@
         <w:pStyle w:val="Compact"/>
       </w:pPr>
       <w:r>
-        <w:t xml:space="preserve">Exchange-rate markup.</w:t>
+        <w:t xml:space="preserve">Customs exchange rate.</w:t>
       </w:r>
     </w:p>
     <w:p>
@@ -3211,43 +3187,7 @@
         <w:pStyle w:val="Compact"/>
       </w:pPr>
       <w:r>
-        <w:t xml:space="preserve">Service charge.</w:t>
-      </w:r>
-    </w:p>
-    <w:p>
-      <w:pPr>
-        <w:numPr>
-          <w:ilvl w:val="0"/>
-          <w:numId w:val="1014"/>
-        </w:numPr>
-        <w:pStyle w:val="Compact"/>
-      </w:pPr>
-      <w:r>
-        <w:t xml:space="preserve">Minimum order amount.</w:t>
-      </w:r>
-    </w:p>
-    <w:p>
-      <w:pPr>
-        <w:numPr>
-          <w:ilvl w:val="0"/>
-          <w:numId w:val="1014"/>
-        </w:numPr>
-        <w:pStyle w:val="Compact"/>
-      </w:pPr>
-      <w:r>
-        <w:t xml:space="preserve">Shipping rates.</w:t>
-      </w:r>
-    </w:p>
-    <w:p>
-      <w:pPr>
-        <w:numPr>
-          <w:ilvl w:val="0"/>
-          <w:numId w:val="1014"/>
-        </w:numPr>
-        <w:pStyle w:val="Compact"/>
-      </w:pPr>
-      <w:r>
-        <w:t xml:space="preserve">Delivery charges.</w:t>
+        <w:t xml:space="preserve">The pricing configuration: service charge, minimum order, shipping, insurance, import-duty rates by kind of item and delivery prices.</w:t>
       </w:r>
     </w:p>
     <w:p>
@@ -3277,7 +3217,7 @@
         <w:pStyle w:val="FirstParagraph"/>
       </w:pPr>
       <w:r>
-        <w:t xml:space="preserve">Administrators should be able to create and maintain shipping rate cards and shipping methods used by the platform.</w:t>
+        <w:t xml:space="preserve">Administrators should be able to maintain the shipping bands and methods used by the platform in the pricing configuration.</w:t>
       </w:r>
     </w:p>
     <w:bookmarkEnd w:id="53"/>
@@ -3679,7 +3619,7 @@
         <w:pStyle w:val="Compact"/>
       </w:pPr>
       <w:r>
-        <w:t xml:space="preserve">The business remains responsible for VAT, import duties and taxes.</w:t>
+        <w:t xml:space="preserve">The business remains responsible for VAT, import duties and taxes, and for confirming the duty rates with a customs agent.</w:t>
       </w:r>
     </w:p>
     <w:p>
@@ -3749,7 +3689,7 @@
         <w:pStyle w:val="Compact"/>
       </w:pPr>
       <w:r>
-        <w:t xml:space="preserve">Customer total = product cost + service charge + UK-to-Ghana shipping + Ghana delivery.</w:t>
+        <w:t xml:space="preserve">Customer total = product cost (service charge included) + UK-to-Ghana shipping + insurance + import duties and taxes + Ghana delivery.</w:t>
       </w:r>
     </w:p>
     <w:p>
@@ -3761,7 +3701,7 @@
         <w:pStyle w:val="Compact"/>
       </w:pPr>
       <w:r>
-        <w:t xml:space="preserve">Duties/taxes are excluded unless otherwise configured.</w:t>
+        <w:t xml:space="preserve">Duties and taxes are prepaid by the business and included in the total.</w:t>
       </w:r>
     </w:p>
     <w:p>

--- a/docs/pdf/YenkoExpress_Simplified_SRS.docx
+++ b/docs/pdf/YenkoExpress_Simplified_SRS.docx
@@ -727,7 +727,7 @@
         <w:tab/>
       </w:r>
       <w:r>
-        <w:t>6</w:t>
+        <w:t>7</w:t>
       </w:r>
     </w:p>
     <w:p>
@@ -829,7 +829,7 @@
         <w:tab/>
       </w:r>
       <w:r>
-        <w:t>7</w:t>
+        <w:t>8</w:t>
       </w:r>
     </w:p>
     <w:p>
@@ -1016,7 +1016,7 @@
         <w:tab/>
       </w:r>
       <w:r>
-        <w:t>9</w:t>
+        <w:t>10</w:t>
       </w:r>
     </w:p>
     <w:p>
@@ -1186,7 +1186,7 @@
         <w:tab/>
       </w:r>
       <w:r>
-        <w:t>11</w:t>
+        <w:t>12</w:t>
       </w:r>
     </w:p>
     <w:p>
@@ -1271,7 +1271,7 @@
         <w:tab/>
       </w:r>
       <w:r>
-        <w:t>12</w:t>
+        <w:t>13</w:t>
       </w:r>
     </w:p>
     <w:p>
@@ -1322,7 +1322,7 @@
         <w:tab/>
       </w:r>
       <w:r>
-        <w:t>13</w:t>
+        <w:t>14</w:t>
       </w:r>
     </w:p>
     <w:p>
@@ -1441,7 +1441,7 @@
         <w:tab/>
       </w:r>
       <w:r>
-        <w:t>15</w:t>
+        <w:t>16</w:t>
       </w:r>
     </w:p>
     <w:p>
@@ -2219,7 +2219,7 @@
         <w:pStyle w:val="BodyText"/>
       </w:pPr>
       <w:r>
-        <w:t xml:space="preserve">The customer rate is the market exchange rate plus a margin set by the pricing configuration, which is larger when the rate has been moving.</w:t>
+        <w:t xml:space="preserve">The customer rate is the live mid-market exchange rate (read from more than one source) plus a margin of 3%, with a little more when the rate has been moving, and never below the cost of converting plus 1.5%. Each customer's price is held for 30 minutes. Import duties are valued at the Bank of Ghana's official rate. If the rate sources disagree by more than 1.5%, new orders are paused until they agree again.</w:t>
       </w:r>
     </w:p>
     <w:bookmarkEnd w:id="30"/>
